--- a/laboratorio-4/Laboratorio-4-CD.docx
+++ b/laboratorio-4/Laboratorio-4-CD.docx
@@ -110,6 +110,14 @@
     <w:p>
       <w:pPr>
         <w:pStyle w:val="Heading1"/>
+      </w:pPr>
+      <w:r>
+        <w:t xml:space="preserve">Ejercicio N° 1 - Configuracion de ambiente y despliegue</w:t>
+      </w:r>
+    </w:p>
+    <w:p>
+      <w:pPr>
+        <w:pStyle w:val="Heading2"/>
       </w:pPr>
       <w:r>
         <w:t xml:space="preserve">Resumen de resultados</w:t>
@@ -917,7 +925,7 @@
     </w:p>
     <w:p>
       <w:pPr>
-        <w:pStyle w:val="Heading1"/>
+        <w:pStyle w:val="Heading2"/>
       </w:pPr>
       <w:r>
         <w:t xml:space="preserve">1. Infraestructura y configuracion previa</w:t>
@@ -1433,7 +1441,7 @@
     </w:p>
     <w:p>
       <w:pPr>
-        <w:pStyle w:val="Heading1"/>
+        <w:pStyle w:val="Heading2"/>
       </w:pPr>
       <w:r>
         <w:t xml:space="preserve">2. Implementacion del workflow</w:t>
@@ -2318,7 +2326,7 @@
     </w:p>
     <w:p>
       <w:pPr>
-        <w:pStyle w:val="Heading1"/>
+        <w:pStyle w:val="Heading2"/>
       </w:pPr>
       <w:r>
         <w:t xml:space="preserve">3. Integracion continua y publicacion de imagen</w:t>
@@ -2674,7 +2682,7 @@
     </w:p>
     <w:p>
       <w:pPr>
-        <w:pStyle w:val="Heading1"/>
+        <w:pStyle w:val="Heading2"/>
       </w:pPr>
       <w:r>
         <w:t xml:space="preserve">4. Despliegue en desarrollo</w:t>
@@ -2833,7 +2841,7 @@
     </w:p>
     <w:p>
       <w:pPr>
-        <w:pStyle w:val="Heading1"/>
+        <w:pStyle w:val="Heading2"/>
       </w:pPr>
       <w:r>
         <w:t xml:space="preserve">5. Aprobacion y despliegue en calidad</w:t>
@@ -3196,7 +3204,7 @@
     </w:p>
     <w:p>
       <w:pPr>
-        <w:pStyle w:val="Heading1"/>
+        <w:pStyle w:val="Heading2"/>
       </w:pPr>
       <w:r>
         <w:t xml:space="preserve">6. Aprobacion y despliegue en produccion</w:t>
@@ -3346,7 +3354,7 @@
     </w:p>
     <w:p>
       <w:pPr>
-        <w:pStyle w:val="Heading1"/>
+        <w:pStyle w:val="Heading2"/>
       </w:pPr>
       <w:r>
         <w:t xml:space="preserve">7. Resultado integral del pipeline</w:t>
@@ -4124,7 +4132,7 @@
     </w:p>
     <w:p>
       <w:pPr>
-        <w:pStyle w:val="Heading1"/>
+        <w:pStyle w:val="Heading2"/>
       </w:pPr>
       <w:r>
         <w:t xml:space="preserve">8. Validacion final</w:t>
